--- a/docs/progress/05_answer_shape_RichaVerma_25MCSS02.docx
+++ b/docs/progress/05_answer_shape_RichaVerma_25MCSS02.docx
@@ -2,20 +2,6 @@
 <file path=word/document.xml><?xml version="1.0" encoding="utf-8"?>
 <w:document xmlns:wpc="http://schemas.microsoft.com/office/word/2010/wordprocessingCanvas" xmlns:mo="http://schemas.microsoft.com/office/mac/office/2008/main" xmlns:mc="http://schemas.openxmlformats.org/markup-compatibility/2006" xmlns:mv="urn:schemas-microsoft-com:mac:vml" xmlns:o="urn:schemas-microsoft-com:office:office" xmlns:r="http://schemas.openxmlformats.org/officeDocument/2006/relationships" xmlns:m="http://schemas.openxmlformats.org/officeDocument/2006/math" xmlns:v="urn:schemas-microsoft-com:vml" xmlns:wp14="http://schemas.microsoft.com/office/word/2010/wordprocessingDrawing" xmlns:wp="http://schemas.openxmlformats.org/drawingml/2006/wordprocessingDrawing" xmlns:w10="urn:schemas-microsoft-com:office:word" xmlns:w="http://schemas.openxmlformats.org/wordprocessingml/2006/main" xmlns:w14="http://schemas.microsoft.com/office/word/2010/wordml" xmlns:wpg="http://schemas.microsoft.com/office/word/2010/wordprocessingGroup" xmlns:wpi="http://schemas.microsoft.com/office/word/2010/wordprocessingInk" xmlns:wne="http://schemas.microsoft.com/office/word/2006/wordml" xmlns:wps="http://schemas.microsoft.com/office/word/2010/wordprocessingShape" mc:Ignorable="w14 wp14">
   <w:body>
-    <w:p>
-      <w:pPr>
-        <w:spacing w:after="40" w:before="0"/>
-      </w:pPr>
-      <w:r>
-        <w:rPr>
-          <w:rFonts w:ascii="Calibri" w:hAnsi="Calibri"/>
-          <w:b/>
-          <w:color w:val="C45C26"/>
-          <w:sz w:val="22"/>
-        </w:rPr>
-        <w:t>Progress report 5 of 10</w:t>
-      </w:r>
-    </w:p>
     <w:p>
       <w:pPr>
         <w:spacing w:after="40" w:before="0"/>
@@ -46,7 +32,7 @@
     </w:p>
     <w:p>
       <w:pPr>
-        <w:spacing w:after="40" w:before="0"/>
+        <w:spacing w:after="120" w:before="0"/>
       </w:pPr>
       <w:r>
         <w:rPr>
@@ -60,7 +46,21 @@
     </w:p>
     <w:p>
       <w:pPr>
-        <w:spacing w:after="160" w:before="0"/>
+        <w:spacing w:after="80" w:before="0"/>
+      </w:pPr>
+      <w:r>
+        <w:rPr>
+          <w:rFonts w:ascii="Calibri" w:hAnsi="Calibri"/>
+          <w:b/>
+          <w:color w:val="1B3A4B"/>
+          <w:sz w:val="26"/>
+        </w:rPr>
+        <w:t>Where this fits</w:t>
+      </w:r>
+    </w:p>
+    <w:p>
+      <w:pPr>
+        <w:spacing w:after="80" w:before="0"/>
       </w:pPr>
       <w:r>
         <w:rPr>
@@ -68,7 +68,20 @@
           <w:b w:val="0"/>
           <w:sz w:val="24"/>
         </w:rPr>
-        <w:t>This report adds a fixed answer form. It continues report 4.</w:t>
+        <w:t>We can mark risky lines, and we can search the CWE book. What was missing was a single shape for the written answer. Without that, two runs cannot be compared.</w:t>
+      </w:r>
+    </w:p>
+    <w:p>
+      <w:pPr>
+        <w:spacing w:after="80" w:before="0"/>
+      </w:pPr>
+      <w:r>
+        <w:rPr>
+          <w:rFonts w:ascii="Calibri" w:hAnsi="Calibri"/>
+          <w:b w:val="0"/>
+          <w:sz w:val="24"/>
+        </w:rPr>
+        <w:t>This note describes that form. It does not add a new detection score.</w:t>
       </w:r>
     </w:p>
     <w:p>
@@ -87,8 +100,7 @@
     </w:p>
     <w:p>
       <w:pPr>
-        <w:spacing w:after="80"/>
-        <w:ind w:left="216"/>
+        <w:spacing w:after="80" w:before="0"/>
       </w:pPr>
       <w:r>
         <w:rPr>
@@ -96,13 +108,12 @@
           <w:b w:val="0"/>
           <w:sz w:val="24"/>
         </w:rPr>
-        <w:t>Every answer must use the same fields. If a field is missing, the answer is rejected.</w:t>
+        <w:t>Every answer must fill the same fields. If a required field is missing, or if the text is not valid JSON, the answer is rejected.</w:t>
       </w:r>
     </w:p>
     <w:p>
       <w:pPr>
-        <w:spacing w:after="80"/>
-        <w:ind w:left="216"/>
+        <w:spacing w:after="80" w:before="0"/>
       </w:pPr>
       <w:r>
         <w:rPr>
@@ -110,13 +121,12 @@
           <w:b w:val="0"/>
           <w:sz w:val="24"/>
         </w:rPr>
-        <w:t>The fields are: the decision, the CWE, the cited lines, the cause, a short explanation, and a fix.</w:t>
+        <w:t>The decision is one of three words: unsafe, safe, or not sure. Not sure is allowed. We would rather see an honest abstention than a guessed yes.</w:t>
       </w:r>
     </w:p>
     <w:p>
       <w:pPr>
-        <w:spacing w:after="80"/>
-        <w:ind w:left="216"/>
+        <w:spacing w:after="80" w:before="0"/>
       </w:pPr>
       <w:r>
         <w:rPr>
@@ -124,13 +134,12 @@
           <w:b w:val="0"/>
           <w:sz w:val="24"/>
         </w:rPr>
-        <w:t>The decision can be unsafe, safe, or not sure.</w:t>
+        <w:t>The CWE field must be an id and a name. The lines field must name the file and the line numbers, counted from 1, the same way an editor counts. The other fields are a short cause, a plain explanation, and a fix.</w:t>
       </w:r>
     </w:p>
     <w:p>
       <w:pPr>
-        <w:spacing w:after="80"/>
-        <w:ind w:left="216"/>
+        <w:spacing w:after="80" w:before="0"/>
       </w:pPr>
       <w:r>
         <w:rPr>
@@ -138,13 +147,12 @@
           <w:b w:val="0"/>
           <w:sz w:val="24"/>
         </w:rPr>
-        <w:t>The form has no place for attack steps. The tool is not asked to write an exploit.</w:t>
+        <w:t>There is no field for attack steps. The tool is not asked to write an exploit or a payload.</w:t>
       </w:r>
     </w:p>
     <w:p>
       <w:pPr>
-        <w:spacing w:after="80"/>
-        <w:ind w:left="216"/>
+        <w:spacing w:after="80" w:before="0"/>
       </w:pPr>
       <w:r>
         <w:rPr>
@@ -152,13 +160,12 @@
           <w:b w:val="0"/>
           <w:sz w:val="24"/>
         </w:rPr>
-        <w:t>We keep two sample answers in the project, one unsafe and one safe, so we can check the form before any model is called.</w:t>
+        <w:t>We store two sample answers, one unsafe and one safe, and one broken sample. A small check accepts the good samples and rejects the broken one. That check does not need a live model.</w:t>
       </w:r>
     </w:p>
     <w:p>
       <w:pPr>
-        <w:spacing w:after="80"/>
-        <w:ind w:left="216"/>
+        <w:spacing w:after="80" w:before="0"/>
       </w:pPr>
       <w:r>
         <w:rPr>
@@ -166,35 +173,7 @@
           <w:b w:val="0"/>
           <w:sz w:val="24"/>
         </w:rPr>
-        <w:t>Line numbers start at 1. That is the same way a person counts lines in an editor.</w:t>
-      </w:r>
-    </w:p>
-    <w:p>
-      <w:pPr>
-        <w:spacing w:after="80"/>
-        <w:ind w:left="216"/>
-      </w:pPr>
-      <w:r>
-        <w:rPr>
-          <w:rFonts w:ascii="Calibri" w:hAnsi="Calibri"/>
-          <w:b w:val="0"/>
-          <w:sz w:val="24"/>
-        </w:rPr>
-        <w:t>If two runs use different shapes, we cannot put them in one table. The fixed form lets us compare the simple checker, the template, and the live model later.</w:t>
-      </w:r>
-    </w:p>
-    <w:p>
-      <w:pPr>
-        <w:spacing w:after="80"/>
-        <w:ind w:left="216"/>
-      </w:pPr>
-      <w:r>
-        <w:rPr>
-          <w:rFonts w:ascii="Calibri" w:hAnsi="Calibri"/>
-          <w:b w:val="0"/>
-          <w:sz w:val="24"/>
-        </w:rPr>
-        <w:t>The check is automatic. A person does not have to open every file to see if a field is missing.</w:t>
+        <w:t>The pattern checker still only marks lines. The form is the contract for whoever writes the final note, whether that writer is a template or a model.</w:t>
       </w:r>
     </w:p>
     <w:p>
@@ -218,7 +197,7 @@
       <w:r>
         <w:drawing>
           <wp:inline xmlns:a="http://schemas.openxmlformats.org/drawingml/2006/main" xmlns:pic="http://schemas.openxmlformats.org/drawingml/2006/picture">
-            <wp:extent cx="6400800" cy="2240280"/>
+            <wp:extent cx="5852160" cy="2048256"/>
             <wp:docPr id="1" name="Picture 1"/>
             <wp:cNvGraphicFramePr>
               <a:graphicFrameLocks noChangeAspect="1"/>
@@ -239,7 +218,7 @@
                   <pic:spPr>
                     <a:xfrm>
                       <a:off x="0" y="0"/>
-                      <a:ext cx="6400800" cy="2240280"/>
+                      <a:ext cx="5852160" cy="2048256"/>
                     </a:xfrm>
                     <a:prstGeom prst="rect"/>
                   </pic:spPr>
@@ -248,6 +227,20 @@
             </a:graphic>
           </wp:inline>
         </w:drawing>
+      </w:r>
+    </w:p>
+    <w:p>
+      <w:pPr>
+        <w:spacing w:after="120" w:before="0"/>
+      </w:pPr>
+      <w:r>
+        <w:rPr>
+          <w:rFonts w:ascii="Calibri" w:hAnsi="Calibri"/>
+          <w:b w:val="0"/>
+          <w:color w:val="5C564C"/>
+          <w:sz w:val="22"/>
+        </w:rPr>
+        <w:t>Every run has to fill these fields. A missing field makes the answer invalid.</w:t>
       </w:r>
     </w:p>
     <w:p>
@@ -261,7 +254,7 @@
           <w:color w:val="1B3A4B"/>
           <w:sz w:val="26"/>
         </w:rPr>
-        <w:t>Numbers for this step only</w:t>
+        <w:t>The numbers</w:t>
       </w:r>
     </w:p>
     <w:tbl>
@@ -409,7 +402,41 @@
                 <w:b w:val="0"/>
                 <w:sz w:val="22"/>
               </w:rPr>
-              <w:t>The file and the line numbers we point at.</w:t>
+              <w:t>File and line numbers, starting at 1.</w:t>
+            </w:r>
+          </w:p>
+        </w:tc>
+      </w:tr>
+      <w:tr>
+        <w:tc>
+          <w:tcPr>
+            <w:tcW w:type="dxa" w:w="5040"/>
+          </w:tcPr>
+          <w:p>
+            <w:r/>
+            <w:r>
+              <w:rPr>
+                <w:rFonts w:ascii="Calibri" w:hAnsi="Calibri"/>
+                <w:b w:val="0"/>
+                <w:sz w:val="22"/>
+              </w:rPr>
+              <w:t>Cause and explanation</w:t>
+            </w:r>
+          </w:p>
+        </w:tc>
+        <w:tc>
+          <w:tcPr>
+            <w:tcW w:type="dxa" w:w="5040"/>
+          </w:tcPr>
+          <w:p>
+            <w:r/>
+            <w:r>
+              <w:rPr>
+                <w:rFonts w:ascii="Calibri" w:hAnsi="Calibri"/>
+                <w:b w:val="0"/>
+                <w:sz w:val="22"/>
+              </w:rPr>
+              <w:t>Why the lines are risky, in plain words.</w:t>
             </w:r>
           </w:p>
         </w:tc>
@@ -451,7 +478,20 @@
     </w:tbl>
     <w:p>
       <w:pPr>
-        <w:spacing w:after="40" w:before="0"/>
+        <w:spacing w:after="120" w:before="0"/>
+      </w:pPr>
+      <w:r>
+        <w:rPr>
+          <w:rFonts w:ascii="Calibri" w:hAnsi="Calibri"/>
+          <w:b w:val="0"/>
+          <w:sz w:val="24"/>
+        </w:rPr>
+        <w:t>The form is strict on purpose. Extra fields are not allowed, so the answer cannot hide an exploit in an extra box.</w:t>
+      </w:r>
+    </w:p>
+    <w:p>
+      <w:pPr>
+        <w:spacing w:after="80" w:before="0"/>
       </w:pPr>
       <w:r>
         <w:rPr>
@@ -460,12 +500,12 @@
           <w:color w:val="1B3A4B"/>
           <w:sz w:val="26"/>
         </w:rPr>
-        <w:t>What is next</w:t>
+        <w:t>Closing</w:t>
       </w:r>
     </w:p>
     <w:p>
       <w:pPr>
-        <w:spacing w:after="120" w:before="0"/>
+        <w:spacing w:after="80" w:before="0"/>
       </w:pPr>
       <w:r>
         <w:rPr>
@@ -473,7 +513,20 @@
           <w:b w:val="0"/>
           <w:sz w:val="24"/>
         </w:rPr>
-        <w:t>Next we will run the steps in order: mark lines, search, write, then check the form.</w:t>
+        <w:t>The pieces now exist separately: files, a checker, a book, search, and a form.</w:t>
+      </w:r>
+    </w:p>
+    <w:p>
+      <w:pPr>
+        <w:spacing w:after="80" w:before="0"/>
+      </w:pPr>
+      <w:r>
+        <w:rPr>
+          <w:rFonts w:ascii="Calibri" w:hAnsi="Calibri"/>
+          <w:b w:val="0"/>
+          <w:sz w:val="24"/>
+        </w:rPr>
+        <w:t>The next piece of work is to run them in one order, still without calling a paid model.</w:t>
       </w:r>
     </w:p>
     <w:p>
@@ -487,7 +540,7 @@
           <w:color w:val="1B3A4B"/>
           <w:sz w:val="26"/>
         </w:rPr>
-        <w:t>What this report does not claim</w:t>
+        <w:t>What we are not saying</w:t>
       </w:r>
     </w:p>
     <w:p>
@@ -500,7 +553,7 @@
           <w:b w:val="0"/>
           <w:sz w:val="24"/>
         </w:rPr>
-        <w:t>The simple checker still only marks lines. It is not the final yes or no.</w:t>
+        <w:t>A valid form is not a correct decision. The checker can still be wrong about whether the code is unsafe.</w:t>
       </w:r>
     </w:p>
     <w:sectPr>

--- a/docs/progress/05_answer_shape_RichaVerma_25MCSS02.docx
+++ b/docs/progress/05_answer_shape_RichaVerma_25MCSS02.docx
@@ -174,6 +174,59 @@
           <w:sz w:val="24"/>
         </w:rPr>
         <w:t>The pattern checker still only marks lines. The form is the contract for whoever writes the final note, whether that writer is a template or a model.</w:t>
+      </w:r>
+    </w:p>
+    <w:p>
+      <w:pPr>
+        <w:spacing w:after="80" w:before="0"/>
+      </w:pPr>
+      <w:r>
+        <w:rPr>
+          <w:rFonts w:ascii="Calibri" w:hAnsi="Calibri"/>
+          <w:b/>
+          <w:color w:val="1B3A4B"/>
+          <w:sz w:val="26"/>
+        </w:rPr>
+        <w:t>A concrete example</w:t>
+      </w:r>
+    </w:p>
+    <w:p>
+      <w:pPr>
+        <w:spacing w:after="80" w:before="0"/>
+      </w:pPr>
+      <w:r>
+        <w:rPr>
+          <w:rFonts w:ascii="Calibri" w:hAnsi="Calibri"/>
+          <w:b w:val="0"/>
+          <w:sz w:val="24"/>
+        </w:rPr>
+        <w:t>A valid unsafe answer for the SQL example names the decision unsafe, the CWE as CWE-89, the lines that build the query, a cause such as "user text is joined into the command", a short explanation, and a fix that says to use a prepared query.</w:t>
+      </w:r>
+    </w:p>
+    <w:p>
+      <w:pPr>
+        <w:spacing w:after="80" w:before="0"/>
+      </w:pPr>
+      <w:r>
+        <w:rPr>
+          <w:rFonts w:ascii="Calibri" w:hAnsi="Calibri"/>
+          <w:b w:val="0"/>
+          <w:sz w:val="24"/>
+        </w:rPr>
+        <w:t>A valid safe answer for the paired file uses the same fields. The decision is safe. It can still name CWE-89, because that is the risk that was checked.</w:t>
+      </w:r>
+    </w:p>
+    <w:p>
+      <w:pPr>
+        <w:spacing w:after="80" w:before="0"/>
+      </w:pPr>
+      <w:r>
+        <w:rPr>
+          <w:rFonts w:ascii="Calibri" w:hAnsi="Calibri"/>
+          <w:b w:val="0"/>
+          <w:sz w:val="24"/>
+        </w:rPr>
+        <w:t>If the cited lines are blank, or the decision is a word we did not allow, the check fails. We keep that failure. We do not fill the hole by hand.</w:t>
       </w:r>
     </w:p>
     <w:p>

--- a/docs/progress/05_answer_shape_RichaVerma_25MCSS02.docx
+++ b/docs/progress/05_answer_shape_RichaVerma_25MCSS02.docx
@@ -95,7 +95,100 @@
           <w:color w:val="1B3A4B"/>
           <w:sz w:val="26"/>
         </w:rPr>
-        <w:t>What we did</w:t>
+        <w:t>The idea we started with</w:t>
+      </w:r>
+    </w:p>
+    <w:p>
+      <w:pPr>
+        <w:spacing w:after="80" w:before="0"/>
+      </w:pPr>
+      <w:r>
+        <w:rPr>
+          <w:rFonts w:ascii="Calibri" w:hAnsi="Calibri"/>
+          <w:b w:val="0"/>
+          <w:sz w:val="24"/>
+        </w:rPr>
+        <w:t>Two systems can only be compared if they answer in the same shape. If one system returns a paragraph and another returns a JSON object with different fields, a table of scores is hiding a change in the question.</w:t>
+      </w:r>
+    </w:p>
+    <w:p>
+      <w:pPr>
+        <w:spacing w:after="80" w:before="0"/>
+      </w:pPr>
+      <w:r>
+        <w:rPr>
+          <w:rFonts w:ascii="Calibri" w:hAnsi="Calibri"/>
+          <w:b w:val="0"/>
+          <w:sz w:val="24"/>
+        </w:rPr>
+        <w:t>The form is also a safety boundary. If the answer may contain any extra text, a model can drift into writing an attack. A closed form with no payload field makes that drift fail the check.</w:t>
+      </w:r>
+    </w:p>
+    <w:p>
+      <w:pPr>
+        <w:spacing w:after="80" w:before="0"/>
+      </w:pPr>
+      <w:r>
+        <w:rPr>
+          <w:rFonts w:ascii="Calibri" w:hAnsi="Calibri"/>
+          <w:b/>
+          <w:color w:val="1B3A4B"/>
+          <w:sz w:val="26"/>
+        </w:rPr>
+        <w:t>Why we chose this way</w:t>
+      </w:r>
+    </w:p>
+    <w:p>
+      <w:pPr>
+        <w:spacing w:after="80" w:before="0"/>
+      </w:pPr>
+      <w:r>
+        <w:rPr>
+          <w:rFonts w:ascii="Calibri" w:hAnsi="Calibri"/>
+          <w:b w:val="0"/>
+          <w:sz w:val="24"/>
+        </w:rPr>
+        <w:t>We required a decision, a CWE id and name, cited lines, a cause, an explanation, and a fix. We allowed three decisions: unsafe, safe, and not sure. Not sure exists so the system can abstain instead of guessing.</w:t>
+      </w:r>
+    </w:p>
+    <w:p>
+      <w:pPr>
+        <w:spacing w:after="80" w:before="0"/>
+      </w:pPr>
+      <w:r>
+        <w:rPr>
+          <w:rFonts w:ascii="Calibri" w:hAnsi="Calibri"/>
+          <w:b w:val="0"/>
+          <w:sz w:val="24"/>
+        </w:rPr>
+        <w:t>Line numbers start at 1 because that is how a person counts lines in an editor. A citation that cannot be found in the file is a failed answer, even if the decision happens to be right.</w:t>
+      </w:r>
+    </w:p>
+    <w:p>
+      <w:pPr>
+        <w:spacing w:after="80" w:before="0"/>
+      </w:pPr>
+      <w:r>
+        <w:rPr>
+          <w:rFonts w:ascii="Calibri" w:hAnsi="Calibri"/>
+          <w:b w:val="0"/>
+          <w:sz w:val="24"/>
+        </w:rPr>
+        <w:t>We check the form with a schema, which is a machine-readable contract, plus a few extra rules: the CWE must be in our book, and the cited snippet must occur in the file. We do not require the decision to agree with the pattern checker. Agreement is not the same as truth.</w:t>
+      </w:r>
+    </w:p>
+    <w:p>
+      <w:pPr>
+        <w:spacing w:after="80" w:before="0"/>
+      </w:pPr>
+      <w:r>
+        <w:rPr>
+          <w:rFonts w:ascii="Calibri" w:hAnsi="Calibri"/>
+          <w:b/>
+          <w:color w:val="1B3A4B"/>
+          <w:sz w:val="26"/>
+        </w:rPr>
+        <w:t>What we actually did</w:t>
       </w:r>
     </w:p>
     <w:p>
@@ -553,7 +646,7 @@
           <w:color w:val="1B3A4B"/>
           <w:sz w:val="26"/>
         </w:rPr>
-        <w:t>Closing</w:t>
+        <w:t>What we concluded, and why</w:t>
       </w:r>
     </w:p>
     <w:p>
@@ -579,12 +672,12 @@
           <w:b w:val="0"/>
           <w:sz w:val="24"/>
         </w:rPr>
-        <w:t>The next piece of work is to run them in one order, still without calling a paid model.</w:t>
+        <w:t>The next piece of work is to run them in one order, still without calling a paid model. The conclusion of this note is a contract, not a score: every later system must fill this form, and a broken form is a failed run.</w:t>
       </w:r>
     </w:p>
     <w:p>
       <w:pPr>
-        <w:spacing w:after="40" w:before="0"/>
+        <w:spacing w:after="80" w:before="0"/>
       </w:pPr>
       <w:r>
         <w:rPr>
@@ -598,7 +691,7 @@
     </w:p>
     <w:p>
       <w:pPr>
-        <w:spacing w:after="40" w:before="0"/>
+        <w:spacing w:after="80" w:before="0"/>
       </w:pPr>
       <w:r>
         <w:rPr>
